--- a/policies/build/masters_hco/HCO.MOM.9_v2_master.docx
+++ b/policies/build/masters_hco/HCO.MOM.9_v2_master.docx
@@ -773,7 +773,7 @@
           <w:sz w:val="22"/>
           <w:szCs w:val="22"/>
         </w:rPr>
-        <w:t xml:space="preserve">Boundaries: do not copy SHCO MOM wording. Do not overwrite HCO AAC or COP policies. Spell out abbreviations on first use in training materials. Guidebook Interpretation paragraphs were not available for MOM in this drafting environment — methods follow official OE text and chapter intent.</w:t>
+        <w:t xml:space="preserve">Boundaries: do not copy SHCO MOM wording. Do not overwrite HCO AAC or COP policies. Spell out abbreviations on first use in training materials. OE counts/levels/asterisks stay with the official portal Standards PDF. Method notes come from the Guidebook Interpretation paragraphs (scanned PDF md5 2c4489ee98de4ae9b49cba168ea9f42a).</w:t>
       </w:r>
     </w:p>
     <w:p>
@@ -953,6 +953,18 @@
           <w:sz w:val="22"/>
           <w:szCs w:val="22"/>
         </w:rPr>
+        <w:t xml:space="preserve">Method note (from guidebook interpretation): Written guidance, developed in consonance with local and national regulations/guidelines shall be implemented. The written guidance could address all the objective elements of this standard. Examples of regulations/guidelines are Narcotic Drugs and Psychotropic Substances Act and AERB guidelines.</w:t>
+      </w:r>
+    </w:p>
+    <w:p>
+      <w:pPr>
+        <w:spacing w:after="140"/>
+      </w:pPr>
+      <w:r>
+        <w:rPr>
+          <w:sz w:val="22"/>
+          <w:szCs w:val="22"/>
+        </w:rPr>
         <w:t xml:space="preserve">This objective element is asterisked in the official Standards PDF — documentation of the process is required.</w:t>
       </w:r>
     </w:p>
@@ -991,6 +1003,18 @@
     </w:p>
     <w:p>
       <w:pPr>
+        <w:spacing w:after="140"/>
+      </w:pPr>
+      <w:r>
+        <w:rPr>
+          <w:sz w:val="22"/>
+          <w:szCs w:val="22"/>
+        </w:rPr>
+        <w:t xml:space="preserve">Method note (from guidebook interpretation): For narcotic drugs, it shall be the designated/ privileged medical officer(s). Chemotherapy shall be prescribed by those who have the knowledge to monitor and treat the adverse effect of chemotherapy. This is preferably a medical oncologist or a doctor who has been trained and has achieved competency in the same. Radiopharmaceuticals shall be prescribed only by a caregiver authorised by the statutory body.</w:t>
+      </w:r>
+    </w:p>
+    <w:p>
+      <w:pPr>
         <w:pStyle w:val="Heading2"/>
         <w:spacing w:after="100" w:before="220"/>
       </w:pPr>
@@ -1024,6 +1048,18 @@
     </w:p>
     <w:p>
       <w:pPr>
+        <w:spacing w:after="140"/>
+      </w:pPr>
+      <w:r>
+        <w:rPr>
+          <w:sz w:val="22"/>
+          <w:szCs w:val="22"/>
+        </w:rPr>
+        <w:t xml:space="preserve">Method note (from guidebook interpretation): Narcotic drugs shall be stored securely in consonance with statutory requirements. The security measures shall ensure that these medications are not diverted and abused. Chemotherapeutic agents shall be accessible only to authorised personnel. Radiopharmaceuticals shall be labeled and stored as per AERB guidelines. It is preferable that these medications are stored separately from other medications. Hl Commitment Ee Achievement Excellence.</w:t>
+      </w:r>
+    </w:p>
+    <w:p>
+      <w:pPr>
         <w:pStyle w:val="Heading2"/>
         <w:spacing w:after="100" w:before="220"/>
       </w:pPr>
@@ -1057,6 +1093,18 @@
     </w:p>
     <w:p>
       <w:pPr>
+        <w:spacing w:after="140"/>
+      </w:pPr>
+      <w:r>
+        <w:rPr>
+          <w:sz w:val="22"/>
+          <w:szCs w:val="22"/>
+        </w:rPr>
+        <w:t xml:space="preserve">Method note (from guidebook interpretation): It is required that qualified personnel have received special training in the preparation and administration of chemotherapeutic drugs. A bio-safety cabinet of class II (preferably IIA) with appropriate personal protective equipment shall be used for preparing/mixing chemotherapeutic drugs. Radio-pharmaceuticals shall be prepared and administered by an authorised caregiver.</w:t>
+      </w:r>
+    </w:p>
+    <w:p>
+      <w:pPr>
         <w:pStyle w:val="Heading2"/>
         <w:spacing w:after="100" w:before="220"/>
       </w:pPr>
@@ -1086,6 +1134,18 @@
           <w:szCs w:val="22"/>
         </w:rPr>
         <w:t xml:space="preserve">Disposal follows biomedical-waste and, where applicable, AERB / radiation rules. A missing register line is investigated the same shift.</w:t>
+      </w:r>
+    </w:p>
+    <w:p>
+      <w:pPr>
+        <w:spacing w:after="140"/>
+      </w:pPr>
+      <w:r>
+        <w:rPr>
+          <w:sz w:val="22"/>
+          <w:szCs w:val="22"/>
+        </w:rPr>
+        <w:t xml:space="preserve">Method note (from guidebook interpretation): A strict inventory control shall be kept for narcotic drugs and psychotropic substances, chemotherapeutic agents and radiopharmaceuticals . Record of usage, administration, wastage and disposal of narcotic drugs shall be kept following statutory requirements. These shall be disposed off according to existing statutory requirements (including Narcotic Drugs and Psychotropic Substances Act, AERB rules and Biomedical waste management rules) and the manufacturer's recommendation (where applicable)</w:t>
       </w:r>
     </w:p>
     <w:p>
@@ -2281,7 +2341,7 @@
           <w:sz w:val="22"/>
           <w:szCs w:val="22"/>
         </w:rPr>
-        <w:t xml:space="preserve">National Accreditation Board for Hospitals and Healthcare Providers (NABH), Accreditation Standards for Hospitals, 6th Edition (January 2025) — Management of Medication, standard MOM.9. Official portal PDF.</w:t>
+        <w:t xml:space="preserve">National Accreditation Board for Hospitals and Healthcare Providers (NABH), Accreditation Standards for Hospitals, 6th Edition (January 2025) — Management of Medication, standard MOM.9. Official portal PDF (OE text, counts, levels, asterisks).</w:t>
       </w:r>
     </w:p>
     <w:p>
@@ -2298,7 +2358,24 @@
           <w:sz w:val="22"/>
           <w:szCs w:val="22"/>
         </w:rPr>
-        <w:t xml:space="preserve">Internal documents of «Hospital Name»: written guidance, formulary, high-risk and emergency-medication lists, registers and incident forms named for MOM.9.</w:t>
+        <w:t xml:space="preserve">NABH Guidebook to Accreditation Standards for Hospitals, 6th Edition — MOM.9 interpretations (source PDF md5 2c4489ee98de4ae9b49cba168ea9f42a; OCR policies/source/hco6_mom_guidebook_ocr.txt).</w:t>
+      </w:r>
+    </w:p>
+    <w:p>
+      <w:pPr>
+        <w:pStyle w:val="ListParagraph"/>
+        <w:numPr>
+          <w:ilvl w:val="0"/>
+          <w:numId w:val="1"/>
+        </w:numPr>
+        <w:spacing w:after="60"/>
+      </w:pPr>
+      <w:r>
+        <w:rPr>
+          <w:sz w:val="22"/>
+          <w:szCs w:val="22"/>
+        </w:rPr>
+        <w:t xml:space="preserve">Internal documents of «Hospital Name»: Medication Management Manual, formulary, high-risk and emergency-medication lists, registers and incident forms named for MOM.9.</w:t>
       </w:r>
     </w:p>
     <w:p>

--- a/policies/build/masters_hco/HCO.MOM.9_v2_master.docx
+++ b/policies/build/masters_hco/HCO.MOM.9_v2_master.docx
@@ -773,7 +773,7 @@
           <w:sz w:val="22"/>
           <w:szCs w:val="22"/>
         </w:rPr>
-        <w:t xml:space="preserve">Boundaries: do not copy SHCO MOM wording. Do not overwrite HCO AAC or COP policies. Spell out abbreviations on first use in training materials. OE counts/levels/asterisks stay with the official portal Standards PDF. Method notes come from the Guidebook Interpretation paragraphs (scanned PDF md5 2c4489ee98de4ae9b49cba168ea9f42a).</w:t>
+        <w:t xml:space="preserve">Boundaries: do not overwrite HCO AAC or COP policies. Spell out abbreviations on first use in training materials. OE counts/levels/asterisks stay with the official portal Standards PDF. Method notes come from the Guidebook Interpretation paragraphs (scanned PDF md5 2c4489ee98de4ae9b49cba168ea9f42a).</w:t>
       </w:r>
     </w:p>
     <w:p>
@@ -839,7 +839,7 @@
           <w:sz w:val="22"/>
           <w:szCs w:val="22"/>
         </w:rPr>
-        <w:t xml:space="preserve">2. Do not skip: Narcotic drugs and psychotropic substances, chemotherapeutic agents and radio-pharmaceuticals are prescribe...</w:t>
+        <w:t xml:space="preserve">2. Do not skip: Narcotic drugs and psychotropic substances, chemotherapeutic agents and radio-pharmaceuticals are prescribed...</w:t>
       </w:r>
     </w:p>
     <w:p>
@@ -851,7 +851,7 @@
           <w:sz w:val="22"/>
           <w:szCs w:val="22"/>
         </w:rPr>
-        <w:t xml:space="preserve">3. Do not skip: Narcotic drugs and psychotropic substances, chemotherapeutic agents and radio-pharmaceuticals drugs shall b...</w:t>
+        <w:t xml:space="preserve">3. Do not skip: Narcotic drugs and psychotropic substances, chemotherapeutic agents and radio-pharmaceuticals drugs shall be...</w:t>
       </w:r>
     </w:p>
     <w:p>
@@ -863,7 +863,7 @@
           <w:sz w:val="22"/>
           <w:szCs w:val="22"/>
         </w:rPr>
-        <w:t xml:space="preserve">4. Do not skip: Chemotherapy and radio-pharmaceuticals shall be prepared properly and safely and administered by qualified ...</w:t>
+        <w:t xml:space="preserve">4. Do not skip: Chemotherapy and radio-pharmaceuticals shall be prepared properly and safely and administered by qualified...</w:t>
       </w:r>
     </w:p>
     <w:p>
@@ -875,7 +875,7 @@
           <w:sz w:val="22"/>
           <w:szCs w:val="22"/>
         </w:rPr>
-        <w:t xml:space="preserve">5. Do not skip: A proper record shall be kept of the usage, administration and disposal of narcotic drugs and psychotropic ...</w:t>
+        <w:t xml:space="preserve">5. Do not skip: A proper record shall be kept of the usage, administration and disposal of narcotic drugs and psychotropic...</w:t>
       </w:r>
     </w:p>
     <w:p>
@@ -917,7 +917,7 @@
         <w:spacing w:after="100" w:before="220"/>
       </w:pPr>
       <w:r>
-        <w:t xml:space="preserve">5.1 Narcotic drugs and psychotropic substances, chemotherapeutic agents a...</w:t>
+        <w:t xml:space="preserve">5.1 Narcotic drugs and psychotropic substances, chemotherapeutic agents and...</w:t>
       </w:r>
     </w:p>
     <w:p>
@@ -974,7 +974,7 @@
         <w:spacing w:after="100" w:before="220"/>
       </w:pPr>
       <w:r>
-        <w:t xml:space="preserve">5.2 Narcotic drugs and psychotropic substances, chemotherapeutic agents a...</w:t>
+        <w:t xml:space="preserve">5.2 Narcotic drugs and psychotropic substances, chemotherapeutic agents and...</w:t>
       </w:r>
     </w:p>
     <w:p>
@@ -1019,7 +1019,7 @@
         <w:spacing w:after="100" w:before="220"/>
       </w:pPr>
       <w:r>
-        <w:t xml:space="preserve">5.3 Narcotic drugs and psychotropic substances, chemotherapeutic agents a...</w:t>
+        <w:t xml:space="preserve">5.3 Narcotic drugs and psychotropic substances, chemotherapeutic agents and...</w:t>
       </w:r>
     </w:p>
     <w:p>
@@ -1109,7 +1109,7 @@
         <w:spacing w:after="100" w:before="220"/>
       </w:pPr>
       <w:r>
-        <w:t xml:space="preserve">5.5 A proper record shall be kept of the usage, administration and dispos...</w:t>
+        <w:t xml:space="preserve">5.5 A proper record shall be kept of the usage, administration and disposal...</w:t>
       </w:r>
     </w:p>
     <w:p>
@@ -1212,6 +1212,20 @@
       </w:pPr>
       <w:r>
         <w:t xml:space="preserve">7. Governance and responsibility</w:t>
+      </w:r>
+    </w:p>
+    <w:p>
+      <w:pPr>
+        <w:spacing w:after="20" w:before="100"/>
+      </w:pPr>
+      <w:r>
+        <w:rPr>
+          <w:b/>
+          <w:bCs/>
+          <w:sz w:val="22"/>
+          <w:szCs w:val="22"/>
+        </w:rPr>
+        <w:t xml:space="preserve">Medical Superintendent</w:t>
       </w:r>
     </w:p>
     <w:p>
@@ -1228,7 +1242,7 @@
           <w:sz w:val="22"/>
           <w:szCs w:val="22"/>
         </w:rPr>
-        <w:t xml:space="preserve">Medical Superintendent</w:t>
+        <w:t xml:space="preserve">Accountable that MOM.9 is resourced and followed.</w:t>
       </w:r>
     </w:p>
     <w:p>
@@ -1245,7 +1259,21 @@
           <w:sz w:val="22"/>
           <w:szCs w:val="22"/>
         </w:rPr>
-        <w:t xml:space="preserve">Accountable that MOM.9 is resourced and followed.</w:t>
+        <w:t xml:space="preserve">Designates the Medication Safety Officer (chapter intent) where that role is required for this standard.</w:t>
+      </w:r>
+    </w:p>
+    <w:p>
+      <w:pPr>
+        <w:spacing w:after="20" w:before="100"/>
+      </w:pPr>
+      <w:r>
+        <w:rPr>
+          <w:b/>
+          <w:bCs/>
+          <w:sz w:val="22"/>
+          <w:szCs w:val="22"/>
+        </w:rPr>
+        <w:t xml:space="preserve">Pharmacy In-Charge</w:t>
       </w:r>
     </w:p>
     <w:p>
@@ -1262,7 +1290,21 @@
           <w:sz w:val="22"/>
           <w:szCs w:val="22"/>
         </w:rPr>
-        <w:t xml:space="preserve">Designates the Medication Safety Officer (chapter intent) where that role is required for this standard.</w:t>
+        <w:t xml:space="preserve">Owns day-to-day implementation and records for this standard.</w:t>
+      </w:r>
+    </w:p>
+    <w:p>
+      <w:pPr>
+        <w:spacing w:after="20" w:before="100"/>
+      </w:pPr>
+      <w:r>
+        <w:rPr>
+          <w:b/>
+          <w:bCs/>
+          <w:sz w:val="22"/>
+          <w:szCs w:val="22"/>
+        </w:rPr>
+        <w:t xml:space="preserve">Medication Safety Officer</w:t>
       </w:r>
     </w:p>
     <w:p>
@@ -1279,7 +1321,21 @@
           <w:sz w:val="22"/>
           <w:szCs w:val="22"/>
         </w:rPr>
-        <w:t xml:space="preserve">Pharmacy In-Charge</w:t>
+        <w:t xml:space="preserve">Coordinates medication-safety processes that cut across MOM standards; brings incidents and audits to the Drug and Therapeutics Committee.</w:t>
+      </w:r>
+    </w:p>
+    <w:p>
+      <w:pPr>
+        <w:spacing w:after="20" w:before="100"/>
+      </w:pPr>
+      <w:r>
+        <w:rPr>
+          <w:b/>
+          <w:bCs/>
+          <w:sz w:val="22"/>
+          <w:szCs w:val="22"/>
+        </w:rPr>
+        <w:t xml:space="preserve">Pharmacy / nursing / treating doctors (as applicable)</w:t>
       </w:r>
     </w:p>
     <w:p>
@@ -1296,7 +1352,21 @@
           <w:sz w:val="22"/>
           <w:szCs w:val="22"/>
         </w:rPr>
-        <w:t xml:space="preserve">Owns day-to-day implementation and records for this standard.</w:t>
+        <w:t xml:space="preserve">Deliver the process as written; escalate stop-work triggers without delay.</w:t>
+      </w:r>
+    </w:p>
+    <w:p>
+      <w:pPr>
+        <w:spacing w:after="20" w:before="100"/>
+      </w:pPr>
+      <w:r>
+        <w:rPr>
+          <w:b/>
+          <w:bCs/>
+          <w:sz w:val="22"/>
+          <w:szCs w:val="22"/>
+        </w:rPr>
+        <w:t xml:space="preserve">Quality Coordinator</w:t>
       </w:r>
     </w:p>
     <w:p>
@@ -1313,7 +1383,28 @@
           <w:sz w:val="22"/>
           <w:szCs w:val="22"/>
         </w:rPr>
-        <w:t xml:space="preserve">Medication Safety Officer</w:t>
+        <w:t xml:space="preserve">Audits this policy «quarterly»; holds training acknowledgements.</w:t>
+      </w:r>
+    </w:p>
+    <w:p>
+      <w:pPr>
+        <w:pStyle w:val="Heading1"/>
+        <w:spacing w:after="120" w:before="280"/>
+      </w:pPr>
+      <w:r>
+        <w:t xml:space="preserve">8. Quality monitoring (RCA → CAPA)</w:t>
+      </w:r>
+    </w:p>
+    <w:p>
+      <w:pPr>
+        <w:spacing w:after="140"/>
+      </w:pPr>
+      <w:r>
+        <w:rPr>
+          <w:sz w:val="22"/>
+          <w:szCs w:val="22"/>
+        </w:rPr>
+        <w:t xml:space="preserve">The Quality Coordinator audits this policy «quarterly». The audit reviews:</w:t>
       </w:r>
     </w:p>
     <w:p>
@@ -1330,7 +1421,7 @@
           <w:sz w:val="22"/>
           <w:szCs w:val="22"/>
         </w:rPr>
-        <w:t xml:space="preserve">Coordinates medication-safety processes that cut across MOM standards; brings incidents and audits to the Drug and Therapeutics Committee.</w:t>
+        <w:t xml:space="preserve">Records for a sample of this standard's objective elements, checked against the What-we-do steps.</w:t>
       </w:r>
     </w:p>
     <w:p>
@@ -1347,7 +1438,7 @@
           <w:sz w:val="22"/>
           <w:szCs w:val="22"/>
         </w:rPr>
-        <w:t xml:space="preserve">Pharmacy / nursing / treating doctors (as applicable)</w:t>
+        <w:t xml:space="preserve">Documentary evidence is on file for each asterisked objective element in the sample.</w:t>
       </w:r>
     </w:p>
     <w:p>
@@ -1364,142 +1455,19 @@
           <w:sz w:val="22"/>
           <w:szCs w:val="22"/>
         </w:rPr>
-        <w:t xml:space="preserve">Deliver the process as written; escalate stop-work triggers without delay.</w:t>
-      </w:r>
-    </w:p>
-    <w:p>
-      <w:pPr>
-        <w:pStyle w:val="ListParagraph"/>
-        <w:numPr>
-          <w:ilvl w:val="0"/>
-          <w:numId w:val="1"/>
-        </w:numPr>
-        <w:spacing w:after="60"/>
-      </w:pPr>
-      <w:r>
-        <w:rPr>
-          <w:sz w:val="22"/>
-          <w:szCs w:val="22"/>
-        </w:rPr>
-        <w:t xml:space="preserve">Quality Coordinator</w:t>
-      </w:r>
-    </w:p>
-    <w:p>
-      <w:pPr>
-        <w:pStyle w:val="ListParagraph"/>
-        <w:numPr>
-          <w:ilvl w:val="0"/>
-          <w:numId w:val="1"/>
-        </w:numPr>
-        <w:spacing w:after="60"/>
-      </w:pPr>
-      <w:r>
-        <w:rPr>
-          <w:sz w:val="22"/>
-          <w:szCs w:val="22"/>
-        </w:rPr>
-        <w:t xml:space="preserve">Audits this policy «quarterly»; holds training acknowledgements.</w:t>
-      </w:r>
-    </w:p>
-    <w:p>
-      <w:pPr>
-        <w:pStyle w:val="Heading1"/>
-        <w:spacing w:after="120" w:before="280"/>
-      </w:pPr>
-      <w:r>
-        <w:t xml:space="preserve">8. Quality monitoring (RCA → CAPA)</w:t>
-      </w:r>
-    </w:p>
-    <w:p>
-      <w:pPr>
-        <w:spacing w:after="140"/>
-      </w:pPr>
-      <w:r>
-        <w:rPr>
-          <w:sz w:val="22"/>
-          <w:szCs w:val="22"/>
-        </w:rPr>
-        <w:t xml:space="preserve">The Quality Coordinator audits this policy «quarterly».</w:t>
-      </w:r>
-    </w:p>
-    <w:p>
-      <w:pPr>
-        <w:spacing w:after="140"/>
-      </w:pPr>
-      <w:r>
-        <w:rPr>
-          <w:sz w:val="22"/>
-          <w:szCs w:val="22"/>
-        </w:rPr>
-        <w:t xml:space="preserve">What is monitored each quarter:</w:t>
-      </w:r>
-    </w:p>
-    <w:p>
-      <w:pPr>
-        <w:pStyle w:val="ListParagraph"/>
-        <w:numPr>
-          <w:ilvl w:val="0"/>
-          <w:numId w:val="1"/>
-        </w:numPr>
-        <w:spacing w:after="60"/>
-      </w:pPr>
-      <w:r>
-        <w:rPr>
-          <w:sz w:val="22"/>
-          <w:szCs w:val="22"/>
-        </w:rPr>
-        <w:t xml:space="preserve">Sample of records for each OE MOM.9.a–e.</w:t>
-      </w:r>
-    </w:p>
-    <w:p>
-      <w:pPr>
-        <w:pStyle w:val="ListParagraph"/>
-        <w:numPr>
-          <w:ilvl w:val="0"/>
-          <w:numId w:val="1"/>
-        </w:numPr>
-        <w:spacing w:after="60"/>
-      </w:pPr>
-      <w:r>
-        <w:rPr>
-          <w:sz w:val="22"/>
-          <w:szCs w:val="22"/>
-        </w:rPr>
-        <w:t xml:space="preserve">Asterisked elements (a) have document evidence as required.</w:t>
-      </w:r>
-    </w:p>
-    <w:p>
-      <w:pPr>
-        <w:pStyle w:val="ListParagraph"/>
-        <w:numPr>
-          <w:ilvl w:val="0"/>
-          <w:numId w:val="1"/>
-        </w:numPr>
-        <w:spacing w:after="60"/>
-      </w:pPr>
-      <w:r>
-        <w:rPr>
-          <w:sz w:val="22"/>
-          <w:szCs w:val="22"/>
-        </w:rPr>
-        <w:t xml:space="preserve">CORE elements (none) show no critical gaps in the sample.</w:t>
-      </w:r>
-    </w:p>
-    <w:p>
-      <w:pPr>
-        <w:pStyle w:val="ListParagraph"/>
-        <w:numPr>
-          <w:ilvl w:val="0"/>
-          <w:numId w:val="1"/>
-        </w:numPr>
-        <w:spacing w:after="60"/>
-      </w:pPr>
-      <w:r>
-        <w:rPr>
-          <w:sz w:val="22"/>
-          <w:szCs w:val="22"/>
-        </w:rPr>
         <w:t xml:space="preserve">Stop-work events (if any) are logged with outcome.</w:t>
+      </w:r>
+    </w:p>
+    <w:p>
+      <w:pPr>
+        <w:spacing w:after="140"/>
+      </w:pPr>
+      <w:r>
+        <w:rPr>
+          <w:sz w:val="22"/>
+          <w:szCs w:val="22"/>
+        </w:rPr>
+        <w:t xml:space="preserve">Root-cause analysis is required when a gap found in this audit remains open beyond «90 days».</w:t>
       </w:r>
     </w:p>
     <w:p>
@@ -3062,7 +3030,7 @@
           <w:sz w:val="22"/>
           <w:szCs w:val="22"/>
         </w:rPr>
-        <w:t xml:space="preserve">Records showing MOM.9.a was followed for sampled patients/cases.</w:t>
+        <w:t xml:space="preserve">Combined-programme ownership record by the Pharmacy In-Charge and Medication Safety Officer for narcotics/psychotropics, chemotherapy and radio-pharmaceuticals.</w:t>
       </w:r>
     </w:p>
     <w:p>
@@ -3079,7 +3047,7 @@
           <w:sz w:val="22"/>
           <w:szCs w:val="22"/>
         </w:rPr>
-        <w:t xml:space="preserve">Written guidance / protocol referenced for this element (where required).</w:t>
+        <w:t xml:space="preserve">Out-of-scope declaration record for any class not provided, confirming it is not stocked.</w:t>
       </w:r>
     </w:p>
     <w:p>
@@ -3096,7 +3064,16 @@
           <w:sz w:val="22"/>
           <w:szCs w:val="22"/>
         </w:rPr>
-        <w:t xml:space="preserve">Audit sample notes for MOM.9.a reviewed «quarterly».</w:t>
+        <w:t xml:space="preserve">Confirmation the full chain (9.b–9.e) applies where in scope.</w:t>
+      </w:r>
+    </w:p>
+    <w:p>
+      <w:pPr>
+        <w:pStyle w:val="Heading2"/>
+        <w:spacing w:after="100" w:before="220"/>
+      </w:pPr>
+      <w:r>
+        <w:t xml:space="preserve">MOM.9.b — Narcotic drugs and psychotropic substances, chemotherapeutic agents and radio-pharmaceuticals are prescribed by appropriate caregivers.</w:t>
       </w:r>
     </w:p>
     <w:p>
@@ -3113,16 +3090,7 @@
           <w:sz w:val="22"/>
           <w:szCs w:val="22"/>
         </w:rPr>
-        <w:t xml:space="preserve">Documented evidence specifically required by the asterisked objective element.</w:t>
-      </w:r>
-    </w:p>
-    <w:p>
-      <w:pPr>
-        <w:pStyle w:val="Heading2"/>
-        <w:spacing w:after="100" w:before="220"/>
-      </w:pPr>
-      <w:r>
-        <w:t xml:space="preserve">MOM.9.b — Narcotic drugs and psychotropic substances, chemotherapeutic agents and radio-pharmaceuticals are prescribed by appropriate caregivers.</w:t>
+        <w:t xml:space="preserve">Authorised-prescriber record by class — narcotics/psychotropics, chemotherapy, radio-pharmaceuticals.</w:t>
       </w:r>
     </w:p>
     <w:p>
@@ -3139,7 +3107,7 @@
           <w:sz w:val="22"/>
           <w:szCs w:val="22"/>
         </w:rPr>
-        <w:t xml:space="preserve">Records showing MOM.9.b was followed for sampled patients/cases.</w:t>
+        <w:t xml:space="preserve">Confirmation no verbal chemotherapy order was used except under the documented emergency rule.</w:t>
       </w:r>
     </w:p>
     <w:p>
@@ -3156,7 +3124,16 @@
           <w:sz w:val="22"/>
           <w:szCs w:val="22"/>
         </w:rPr>
-        <w:t xml:space="preserve">Written guidance / protocol referenced for this element (where required).</w:t>
+        <w:t xml:space="preserve">Pharmacy dispensing-refusal record for an unauthorised signature.</w:t>
+      </w:r>
+    </w:p>
+    <w:p>
+      <w:pPr>
+        <w:pStyle w:val="Heading2"/>
+        <w:spacing w:after="100" w:before="220"/>
+      </w:pPr>
+      <w:r>
+        <w:t xml:space="preserve">MOM.9.c — Narcotic drugs and psychotropic substances, chemotherapeutic agents and radio-pharmaceuticals drugs shall be stored securely.</w:t>
       </w:r>
     </w:p>
     <w:p>
@@ -3173,16 +3150,7 @@
           <w:sz w:val="22"/>
           <w:szCs w:val="22"/>
         </w:rPr>
-        <w:t xml:space="preserve">Audit sample notes for MOM.9.b reviewed «quarterly».</w:t>
-      </w:r>
-    </w:p>
-    <w:p>
-      <w:pPr>
-        <w:pStyle w:val="Heading2"/>
-        <w:spacing w:after="100" w:before="220"/>
-      </w:pPr>
-      <w:r>
-        <w:t xml:space="preserve">MOM.9.c — Narcotic drugs and psychotropic substances, chemotherapeutic agents and radio-pharmaceuticals drugs shall be stored securely.</w:t>
+        <w:t xml:space="preserve">Locked, access-controlled storage record with register for narcotics and psychotropics.</w:t>
       </w:r>
     </w:p>
     <w:p>
@@ -3199,7 +3167,7 @@
           <w:sz w:val="22"/>
           <w:szCs w:val="22"/>
         </w:rPr>
-        <w:t xml:space="preserve">Records showing MOM.9.c was followed for sampled patients/cases.</w:t>
+        <w:t xml:space="preserve">Separate-storage record for chemotherapeutic agents and radio-pharmaceuticals per licence/manufacturer instruction.</w:t>
       </w:r>
     </w:p>
     <w:p>
@@ -3216,7 +3184,16 @@
           <w:sz w:val="22"/>
           <w:szCs w:val="22"/>
         </w:rPr>
-        <w:t xml:space="preserve">Written guidance / protocol referenced for this element (where required).</w:t>
+        <w:t xml:space="preserve">Named key/access-rights record.</w:t>
+      </w:r>
+    </w:p>
+    <w:p>
+      <w:pPr>
+        <w:pStyle w:val="Heading2"/>
+        <w:spacing w:after="100" w:before="220"/>
+      </w:pPr>
+      <w:r>
+        <w:t xml:space="preserve">MOM.9.d — Chemotherapy and radio-pharmaceuticals shall be prepared properly and safely and administered by qualified personnel.</w:t>
       </w:r>
     </w:p>
     <w:p>
@@ -3233,16 +3210,7 @@
           <w:sz w:val="22"/>
           <w:szCs w:val="22"/>
         </w:rPr>
-        <w:t xml:space="preserve">Audit sample notes for MOM.9.c reviewed «quarterly».</w:t>
-      </w:r>
-    </w:p>
-    <w:p>
-      <w:pPr>
-        <w:pStyle w:val="Heading2"/>
-        <w:spacing w:after="100" w:before="220"/>
-      </w:pPr>
-      <w:r>
-        <w:t xml:space="preserve">MOM.9.d — Chemotherapy and radio-pharmaceuticals shall be prepared properly and safely and administered by qualified personnel.</w:t>
+        <w:t xml:space="preserve">Required-facility preparation record — cytotoxic cabinet or designated hot lab — by qualified personnel.</w:t>
       </w:r>
     </w:p>
     <w:p>
@@ -3259,7 +3227,7 @@
           <w:sz w:val="22"/>
           <w:szCs w:val="22"/>
         </w:rPr>
-        <w:t xml:space="preserve">Records showing MOM.9.d was followed for sampled patients/cases.</w:t>
+        <w:t xml:space="preserve">PPE, spill-kit and waste-stream readiness record before preparation.</w:t>
       </w:r>
     </w:p>
     <w:p>
@@ -3276,7 +3244,16 @@
           <w:sz w:val="22"/>
           <w:szCs w:val="22"/>
         </w:rPr>
-        <w:t xml:space="preserve">Written guidance / protocol referenced for this element (where required).</w:t>
+        <w:t xml:space="preserve">Contracted-provider receipt-check record where preparation is off-site.</w:t>
+      </w:r>
+    </w:p>
+    <w:p>
+      <w:pPr>
+        <w:pStyle w:val="Heading2"/>
+        <w:spacing w:after="100" w:before="220"/>
+      </w:pPr>
+      <w:r>
+        <w:t xml:space="preserve">MOM.9.e — A proper record shall be kept of the usage, administration and disposal of narcotic drugs and psychotropic substances, chemotherapeutic agents and radio-pharmaceuticals.</w:t>
       </w:r>
     </w:p>
     <w:p>
@@ -3293,16 +3270,7 @@
           <w:sz w:val="22"/>
           <w:szCs w:val="22"/>
         </w:rPr>
-        <w:t xml:space="preserve">Audit sample notes for MOM.9.d reviewed «quarterly».</w:t>
-      </w:r>
-    </w:p>
-    <w:p>
-      <w:pPr>
-        <w:pStyle w:val="Heading2"/>
-        <w:spacing w:after="100" w:before="220"/>
-      </w:pPr>
-      <w:r>
-        <w:t xml:space="preserve">MOM.9.e — A proper record shall be kept of the usage, administration and disposal of narcotic drugs and psychotropic substances, chemotherapeutic agents and radio-pharmaceuticals.</w:t>
+        <w:t xml:space="preserve">Narcotic/psychotropic register — receipt, issue, administration, wastage, balance.</w:t>
       </w:r>
     </w:p>
     <w:p>
@@ -3319,7 +3287,7 @@
           <w:sz w:val="22"/>
           <w:szCs w:val="22"/>
         </w:rPr>
-        <w:t xml:space="preserve">Records showing MOM.9.e was followed for sampled patients/cases.</w:t>
+        <w:t xml:space="preserve">Chemotherapy administration record — protocol, dose, batch, given-by.</w:t>
       </w:r>
     </w:p>
     <w:p>
@@ -3336,24 +3304,7 @@
           <w:sz w:val="22"/>
           <w:szCs w:val="22"/>
         </w:rPr>
-        <w:t xml:space="preserve">Written guidance / protocol referenced for this element (where required).</w:t>
-      </w:r>
-    </w:p>
-    <w:p>
-      <w:pPr>
-        <w:pStyle w:val="ListParagraph"/>
-        <w:numPr>
-          <w:ilvl w:val="0"/>
-          <w:numId w:val="1"/>
-        </w:numPr>
-        <w:spacing w:after="60"/>
-      </w:pPr>
-      <w:r>
-        <w:rPr>
-          <w:sz w:val="22"/>
-          <w:szCs w:val="22"/>
-        </w:rPr>
-        <w:t xml:space="preserve">Audit sample notes for MOM.9.e reviewed «quarterly».</w:t>
+        <w:t xml:space="preserve">Radio-pharmaceutical log and biomedical-waste/AERB disposal record.</w:t>
       </w:r>
     </w:p>
     <w:p>

--- a/policies/build/masters_hco/HCO.MOM.9_v2_master.docx
+++ b/policies/build/masters_hco/HCO.MOM.9_v2_master.docx
@@ -692,7 +692,7 @@
           <w:sz w:val="22"/>
           <w:szCs w:val="22"/>
         </w:rPr>
-        <w:t xml:space="preserve">It covers objective elements MOM.9.a–e (5 elements).</w:t>
+        <w:t xml:space="preserve">This policy covers all 5 requirements under this standard, listed in detail below.</w:t>
       </w:r>
     </w:p>
     <w:p>
@@ -716,7 +716,7 @@
           <w:sz w:val="22"/>
           <w:szCs w:val="22"/>
         </w:rPr>
-        <w:t xml:space="preserve">This policy owns MOM.9. Related AAC, COP, PRE, IPC/HIC and HRM duties stay with those policies — cross-reference only. Other MOM standards stay with their own policies.</w:t>
+        <w:t xml:space="preserve">This policy covers narcotics, psychotropics, chemotherapy and radio-pharmaceuticals specifically. Related duties — like patient assessment, clinical care, patient rights, infection control, or staffing — are covered in the hospital's other policies, not repeated here. Other MOM standards stay with their own policies.</w:t>
       </w:r>
     </w:p>
     <w:p>
@@ -761,19 +761,19 @@
           <w:sz w:val="22"/>
           <w:szCs w:val="22"/>
         </w:rPr>
-        <w:t xml:space="preserve">It covers 5 objective elements (MOM.9.a, MOM.9.b, MOM.9.c, MOM.9.d, MOM.9.e).</w:t>
-      </w:r>
-    </w:p>
-    <w:p>
-      <w:pPr>
-        <w:spacing w:after="140"/>
-      </w:pPr>
-      <w:r>
-        <w:rPr>
-          <w:sz w:val="22"/>
-          <w:szCs w:val="22"/>
-        </w:rPr>
-        <w:t xml:space="preserve">Boundaries: do not overwrite HCO AAC or COP policies. Spell out abbreviations on first use in training materials. OE counts/levels/asterisks stay with the official portal Standards PDF. Method notes come from the Guidebook Interpretation paragraphs (scanned PDF md5 2c4489ee98de4ae9b49cba168ea9f42a).</w:t>
+        <w:t xml:space="preserve">This policy covers all 5 requirements under this standard, listed in detail below.</w:t>
+      </w:r>
+    </w:p>
+    <w:p>
+      <w:pPr>
+        <w:spacing w:after="140"/>
+      </w:pPr>
+      <w:r>
+        <w:rPr>
+          <w:sz w:val="22"/>
+          <w:szCs w:val="22"/>
+        </w:rPr>
+        <w:t xml:space="preserve">This policy covers narcotics, psychotropics, chemotherapy and radio-pharmaceuticals specifically. Related duties — like patient assessment, clinical care, patient rights, infection control, or staffing — are covered in the hospital's other policies, not repeated here. Spell out abbreviations on first use in training materials. OE counts/levels/asterisks stay with the official portal Standards PDF. Method notes come from the Guidebook Interpretation paragraphs (scanned PDF md5 2c4489ee98de4ae9b49cba168ea9f42a).</w:t>
       </w:r>
     </w:p>
     <w:p>
